--- a/public/data/PublicOffer.docx
+++ b/public/data/PublicOffer.docx
@@ -76,7 +76,6 @@
         </w:rPr>
         <w:t xml:space="preserve">Настоящий документ является публичной офертой, определяющей условия продажи товаров через Интернет-магазин </w:t>
       </w:r>
-      <w:proofErr w:type="spellStart"/>
       <w:r>
         <w:rPr>
           <w:rFonts w:ascii="Arial" w:eastAsia="Times New Roman" w:hAnsi="Arial" w:cs="Arial"/>
@@ -89,7 +88,6 @@
         </w:rPr>
         <w:t>Xymerapeptides</w:t>
       </w:r>
-      <w:proofErr w:type="spellEnd"/>
       <w:r>
         <w:rPr>
           <w:rFonts w:ascii="Arial" w:eastAsia="Times New Roman" w:hAnsi="Arial" w:cs="Arial"/>
@@ -102,20 +100,18 @@
         </w:rPr>
         <w:t>.</w:t>
       </w:r>
-      <w:proofErr w:type="spellStart"/>
-      <w:r>
-        <w:rPr>
-          <w:rFonts w:ascii="Arial" w:eastAsia="Times New Roman" w:hAnsi="Arial" w:cs="Arial"/>
-          <w:color w:val="1F1F1F"/>
-          <w:kern w:val="36"/>
-          <w:sz w:val="32"/>
-          <w:szCs w:val="32"/>
-          <w:lang w:eastAsia="ru-RU"/>
-          <w14:ligatures w14:val="none"/>
-        </w:rPr>
-        <w:t>ru</w:t>
-      </w:r>
-      <w:proofErr w:type="spellEnd"/>
+      <w:r>
+        <w:rPr>
+          <w:rFonts w:ascii="Arial" w:eastAsia="Times New Roman" w:hAnsi="Arial" w:cs="Arial"/>
+          <w:color w:val="1F1F1F"/>
+          <w:kern w:val="36"/>
+          <w:sz w:val="32"/>
+          <w:szCs w:val="32"/>
+          <w:lang w:val="en-US" w:eastAsia="ru-RU"/>
+          <w14:ligatures w14:val="none"/>
+        </w:rPr>
+        <w:t>com</w:t>
+      </w:r>
       <w:r>
         <w:rPr>
           <w:rFonts w:ascii="Arial" w:eastAsia="Times New Roman" w:hAnsi="Arial" w:cs="Arial"/>
@@ -157,8 +153,6 @@
         </w:rPr>
         <w:t xml:space="preserve">Покупатель — физическое лицо, имеющее намерение приобрести товары на сайте Интернет-магазина </w:t>
       </w:r>
-      <w:proofErr w:type="spellStart"/>
-      <w:proofErr w:type="gramStart"/>
       <w:r>
         <w:rPr>
           <w:rFonts w:ascii="Arial" w:eastAsia="Times New Roman" w:hAnsi="Arial" w:cs="Arial"/>
@@ -171,7 +165,6 @@
         </w:rPr>
         <w:t>Xymerapeptides</w:t>
       </w:r>
-      <w:proofErr w:type="spellEnd"/>
       <w:r>
         <w:rPr>
           <w:rFonts w:ascii="Arial" w:eastAsia="Times New Roman" w:hAnsi="Arial" w:cs="Arial"/>
@@ -184,7 +177,6 @@
         </w:rPr>
         <w:t>.</w:t>
       </w:r>
-      <w:proofErr w:type="spellStart"/>
       <w:r>
         <w:rPr>
           <w:rFonts w:ascii="Arial" w:eastAsia="Times New Roman" w:hAnsi="Arial" w:cs="Arial"/>
@@ -195,34 +187,20 @@
           <w:lang w:val="en-US" w:eastAsia="ru-RU"/>
           <w14:ligatures w14:val="none"/>
         </w:rPr>
-        <w:t>ru</w:t>
-      </w:r>
-      <w:proofErr w:type="spellEnd"/>
-      <w:r>
-        <w:rPr>
-          <w:rFonts w:ascii="Arial" w:eastAsia="Times New Roman" w:hAnsi="Arial" w:cs="Arial"/>
-          <w:color w:val="1F1F1F"/>
-          <w:kern w:val="36"/>
-          <w:sz w:val="32"/>
-          <w:szCs w:val="32"/>
-          <w:lang w:eastAsia="ru-RU"/>
-          <w14:ligatures w14:val="none"/>
-        </w:rPr>
-        <w:t xml:space="preserve"> </w:t>
-      </w:r>
-      <w:r>
-        <w:rPr>
-          <w:rFonts w:ascii="Arial" w:eastAsia="Times New Roman" w:hAnsi="Arial" w:cs="Arial"/>
-          <w:color w:val="1F1F1F"/>
-          <w:kern w:val="36"/>
-          <w:sz w:val="32"/>
-          <w:szCs w:val="32"/>
-          <w:lang w:eastAsia="ru-RU"/>
-          <w14:ligatures w14:val="none"/>
-        </w:rPr>
-        <w:t>.</w:t>
-      </w:r>
-      <w:proofErr w:type="gramEnd"/>
+        <w:t>com</w:t>
+      </w:r>
+      <w:r>
+        <w:rPr>
+          <w:rFonts w:ascii="Arial" w:eastAsia="Times New Roman" w:hAnsi="Arial" w:cs="Arial"/>
+          <w:color w:val="1F1F1F"/>
+          <w:kern w:val="36"/>
+          <w:sz w:val="32"/>
+          <w:szCs w:val="32"/>
+          <w:lang w:eastAsia="ru-RU"/>
+          <w14:ligatures w14:val="none"/>
+        </w:rPr>
+        <w:t xml:space="preserve"> .</w:t>
+      </w:r>
     </w:p>
     <w:p>
       <w:pPr>
@@ -250,33 +228,7 @@
           <w:lang w:eastAsia="ru-RU"/>
           <w14:ligatures w14:val="none"/>
         </w:rPr>
-        <w:t xml:space="preserve">Зарегистрированный покупатель — Покупатель, предоставивший Продавцу индивидуальные данные (ФИО, </w:t>
-      </w:r>
-      <w:proofErr w:type="spellStart"/>
-      <w:r>
-        <w:rPr>
-          <w:rFonts w:ascii="Arial" w:eastAsia="Times New Roman" w:hAnsi="Arial" w:cs="Arial"/>
-          <w:color w:val="1F1F1F"/>
-          <w:kern w:val="36"/>
-          <w:sz w:val="32"/>
-          <w:szCs w:val="32"/>
-          <w:lang w:eastAsia="ru-RU"/>
-          <w14:ligatures w14:val="none"/>
-        </w:rPr>
-        <w:t>e-mail</w:t>
-      </w:r>
-      <w:proofErr w:type="spellEnd"/>
-      <w:r>
-        <w:rPr>
-          <w:rFonts w:ascii="Arial" w:eastAsia="Times New Roman" w:hAnsi="Arial" w:cs="Arial"/>
-          <w:color w:val="1F1F1F"/>
-          <w:kern w:val="36"/>
-          <w:sz w:val="32"/>
-          <w:szCs w:val="32"/>
-          <w:lang w:eastAsia="ru-RU"/>
-          <w14:ligatures w14:val="none"/>
-        </w:rPr>
-        <w:t>, телефон) для оформления заказов.</w:t>
+        <w:t>Зарегистрированный покупатель — Покупатель, предоставивший Продавцу индивидуальные данные (ФИО, e-mail, телефон) для оформления заказов.</w:t>
       </w:r>
     </w:p>
     <w:p>
@@ -307,7 +259,6 @@
         </w:rPr>
         <w:t xml:space="preserve">Продавец — организация, осуществляющая продажу товаров посредством Интернет-магазина, размещенного по адресу </w:t>
       </w:r>
-      <w:proofErr w:type="spellStart"/>
       <w:r>
         <w:rPr>
           <w:rFonts w:ascii="Arial" w:eastAsia="Times New Roman" w:hAnsi="Arial" w:cs="Arial"/>
@@ -320,7 +271,6 @@
         </w:rPr>
         <w:t>Xymerapeptides</w:t>
       </w:r>
-      <w:proofErr w:type="spellEnd"/>
       <w:r>
         <w:rPr>
           <w:rFonts w:ascii="Arial" w:eastAsia="Times New Roman" w:hAnsi="Arial" w:cs="Arial"/>
@@ -333,20 +283,18 @@
         </w:rPr>
         <w:t>.</w:t>
       </w:r>
-      <w:proofErr w:type="spellStart"/>
-      <w:r>
-        <w:rPr>
-          <w:rFonts w:ascii="Arial" w:eastAsia="Times New Roman" w:hAnsi="Arial" w:cs="Arial"/>
-          <w:color w:val="1F1F1F"/>
-          <w:kern w:val="36"/>
-          <w:sz w:val="32"/>
-          <w:szCs w:val="32"/>
-          <w:lang w:eastAsia="ru-RU"/>
-          <w14:ligatures w14:val="none"/>
-        </w:rPr>
-        <w:t>ru</w:t>
-      </w:r>
-      <w:proofErr w:type="spellEnd"/>
+      <w:r>
+        <w:rPr>
+          <w:rFonts w:ascii="Arial" w:eastAsia="Times New Roman" w:hAnsi="Arial" w:cs="Arial"/>
+          <w:color w:val="1F1F1F"/>
+          <w:kern w:val="36"/>
+          <w:sz w:val="32"/>
+          <w:szCs w:val="32"/>
+          <w:lang w:val="en-US" w:eastAsia="ru-RU"/>
+          <w14:ligatures w14:val="none"/>
+        </w:rPr>
+        <w:t>com</w:t>
+      </w:r>
       <w:r>
         <w:rPr>
           <w:rFonts w:ascii="Arial" w:eastAsia="Times New Roman" w:hAnsi="Arial" w:cs="Arial"/>
@@ -500,7 +448,6 @@
         </w:rPr>
         <w:t xml:space="preserve">Настоящие условия регулируют отношения между Покупателем и Продавцом при покупке товаров на сайте </w:t>
       </w:r>
-      <w:proofErr w:type="spellStart"/>
       <w:r>
         <w:rPr>
           <w:rFonts w:ascii="Arial" w:eastAsia="Times New Roman" w:hAnsi="Arial" w:cs="Arial"/>
@@ -513,7 +460,6 @@
         </w:rPr>
         <w:t>Xymerapeptides</w:t>
       </w:r>
-      <w:proofErr w:type="spellEnd"/>
       <w:r>
         <w:rPr>
           <w:rFonts w:ascii="Arial" w:eastAsia="Times New Roman" w:hAnsi="Arial" w:cs="Arial"/>
@@ -526,20 +472,18 @@
         </w:rPr>
         <w:t>.</w:t>
       </w:r>
-      <w:proofErr w:type="spellStart"/>
-      <w:r>
-        <w:rPr>
-          <w:rFonts w:ascii="Arial" w:eastAsia="Times New Roman" w:hAnsi="Arial" w:cs="Arial"/>
-          <w:color w:val="1F1F1F"/>
-          <w:kern w:val="36"/>
-          <w:sz w:val="32"/>
-          <w:szCs w:val="32"/>
-          <w:lang w:eastAsia="ru-RU"/>
-          <w14:ligatures w14:val="none"/>
-        </w:rPr>
-        <w:t>ru</w:t>
-      </w:r>
-      <w:proofErr w:type="spellEnd"/>
+      <w:r>
+        <w:rPr>
+          <w:rFonts w:ascii="Arial" w:eastAsia="Times New Roman" w:hAnsi="Arial" w:cs="Arial"/>
+          <w:color w:val="1F1F1F"/>
+          <w:kern w:val="36"/>
+          <w:sz w:val="32"/>
+          <w:szCs w:val="32"/>
+          <w:lang w:val="en-US" w:eastAsia="ru-RU"/>
+          <w14:ligatures w14:val="none"/>
+        </w:rPr>
+        <w:t>com</w:t>
+      </w:r>
       <w:r>
         <w:rPr>
           <w:rFonts w:ascii="Arial" w:eastAsia="Times New Roman" w:hAnsi="Arial" w:cs="Arial"/>
@@ -1705,7 +1649,6 @@
         </w:rPr>
         <w:t xml:space="preserve">Если у вас возникли вопросы или претензии, свяжитесь с Продавцом по контактам, указанным на сайте </w:t>
       </w:r>
-      <w:proofErr w:type="spellStart"/>
       <w:r>
         <w:rPr>
           <w:rFonts w:ascii="Arial" w:eastAsia="Times New Roman" w:hAnsi="Arial" w:cs="Arial"/>
@@ -1720,7 +1663,6 @@
         </w:rPr>
         <w:t>Xymerapeptides</w:t>
       </w:r>
-      <w:proofErr w:type="spellEnd"/>
       <w:r>
         <w:rPr>
           <w:rFonts w:ascii="Arial" w:eastAsia="Times New Roman" w:hAnsi="Arial" w:cs="Arial"/>
@@ -1735,7 +1677,6 @@
         </w:rPr>
         <w:t>.</w:t>
       </w:r>
-      <w:proofErr w:type="spellStart"/>
       <w:r>
         <w:rPr>
           <w:rFonts w:ascii="Arial" w:eastAsia="Times New Roman" w:hAnsi="Arial" w:cs="Arial"/>
@@ -1748,9 +1689,8 @@
           <w:lang w:val="en-US" w:eastAsia="ru-RU"/>
           <w14:ligatures w14:val="none"/>
         </w:rPr>
-        <w:t>ru</w:t>
-      </w:r>
-      <w:proofErr w:type="spellEnd"/>
+        <w:t>com</w:t>
+      </w:r>
       <w:r>
         <w:rPr>
           <w:rFonts w:ascii="Arial" w:eastAsia="Times New Roman" w:hAnsi="Arial" w:cs="Arial"/>
@@ -4823,6 +4763,7 @@
   <w:style w:type="character" w:default="1" w:styleId="a0">
     <w:name w:val="Default Paragraph Font"/>
     <w:uiPriority w:val="1"/>
+    <w:semiHidden/>
     <w:unhideWhenUsed/>
   </w:style>
   <w:style w:type="table" w:default="1" w:styleId="a1">
